--- a/04-compliance-ksa/monshaat-sme-registration-kit.docx
+++ b/04-compliance-ksa/monshaat-sme-registration-kit.docx
@@ -127,7 +127,7 @@
           <w:sz w:val="18"/>
           <w:szCs w:val="18"/>
         </w:rPr>
-        <w:t xml:space="preserve">Adel Yahya A. Madkhali  ·  i@flygaca.com  ·  +966 51 096 6969  ·  flygaca.com</w:t>
+        <w:t xml:space="preserve">BDA Company International (Fly GACA)  ·  Adel Yahya A. Madkhali  ·  i@flygaca.com  ·  +966 51 096 6969  ·  flygaca.com</w:t>
       </w:r>
     </w:p>
     <w:p>
